--- a/projects/LonghornERP/02-requirements-engineering/01-srs/01-modules/LonghornERP_SRS_Manufacturing.docx
+++ b/projects/LonghornERP/02-requirements-engineering/01-srs/01-modules/LonghornERP_SRS_Manufacturing.docx
@@ -461,7 +461,15 @@
         <w:pStyle w:val="FirstParagraph"/>
       </w:pPr>
       <w:r>
-        <w:t xml:space="preserve">The Manufacturing module governs production planning, Bill of Materials (BOM) management, production order lifecycle, raw material issue, Work In Progress (WIP) tracking, production costing, quality checkpoints, scrap management, overhead absorption, and yield analysis.</w:t>
+        <w:t xml:space="preserve">The Manufacturing module governs production planning, Bill of Materials (BOM) management, production order lifecycle, routing definition, work centre setup, raw material issue, Work In Progress (WIP) tracking, operation-level execution tracking, production costing, in-process quality checkpoints, rework control, scrap management, downtime capture, Overall Equipment Effectiveness (OEE) monitoring, shift handover visibility, product genealogy, overhead absorption, and yield analysis.</w:t>
+      </w:r>
+    </w:p>
+    <w:p>
+      <w:pPr>
+        <w:pStyle w:val="BodyText"/>
+      </w:pPr>
+      <w:r>
+        <w:t xml:space="preserve">The module therefore covers both core ERP manufacturing controls and MES-grade shop-floor execution depth so that Longhorn ERP can plan, execute, monitor, trace, and continuously improve industrial operations within one governed system.</w:t>
       </w:r>
     </w:p>
     <w:p>
@@ -491,7 +499,7 @@
         <w:t xml:space="preserve"> </w:t>
       </w:r>
       <w:r>
-        <w:t xml:space="preserve">— raw material issues and finished goods receipts are stock movements (</w:t>
+        <w:t xml:space="preserve">â€” raw material issues and finished goods receipts are stock movements (</w:t>
       </w:r>
       <w:r>
         <w:rPr>
@@ -522,7 +530,7 @@
         <w:t xml:space="preserve"> </w:t>
       </w:r>
       <w:r>
-        <w:t xml:space="preserve">— every production order generates GL journal entries for material cost, labour, overhead, and finished goods.</w:t>
+        <w:t xml:space="preserve">â€” every production order generates GL journal entries for material cost, labour, overhead, and finished goods.</w:t>
       </w:r>
     </w:p>
     <w:p>
@@ -544,7 +552,7 @@
         <w:t xml:space="preserve"> </w:t>
       </w:r>
       <w:r>
-        <w:t xml:space="preserve">— purchase requisitions may be triggered automatically when BOM components fall below reorder level.</w:t>
+        <w:t xml:space="preserve">â€” purchase requisitions may be triggered automatically when BOM components fall below reorder level.</w:t>
       </w:r>
     </w:p>
     <w:p>
@@ -566,7 +574,7 @@
         <w:t xml:space="preserve"> </w:t>
       </w:r>
       <w:r>
-        <w:t xml:space="preserve">— finished goods produced are available to the sales order fulfilment workflow.</w:t>
+        <w:t xml:space="preserve">â€” finished goods produced are available to the sales order fulfilment workflow.</w:t>
       </w:r>
     </w:p>
     <w:bookmarkEnd w:id="22"/>
@@ -712,6 +720,54 @@
           </w:p>
         </w:tc>
       </w:tr>
+      <w:tr>
+        <w:tc>
+          <w:tcPr/>
+          <w:p>
+            <w:pPr>
+              <w:pStyle w:val="Compact"/>
+            </w:pPr>
+            <w:r>
+              <w:t xml:space="preserve">BG-005</w:t>
+            </w:r>
+          </w:p>
+        </w:tc>
+        <w:tc>
+          <w:tcPr/>
+          <w:p>
+            <w:pPr>
+              <w:pStyle w:val="Compact"/>
+            </w:pPr>
+            <w:r>
+              <w:t xml:space="preserve">Operation-level production visibility so supervisors can track routings, work centre performance, downtime, rework, and shift output in real time.</w:t>
+            </w:r>
+          </w:p>
+        </w:tc>
+      </w:tr>
+      <w:tr>
+        <w:tc>
+          <w:tcPr/>
+          <w:p>
+            <w:pPr>
+              <w:pStyle w:val="Compact"/>
+            </w:pPr>
+            <w:r>
+              <w:t xml:space="preserve">BG-006</w:t>
+            </w:r>
+          </w:p>
+        </w:tc>
+        <w:tc>
+          <w:tcPr/>
+          <w:p>
+            <w:pPr>
+              <w:pStyle w:val="Compact"/>
+            </w:pPr>
+            <w:r>
+              <w:t xml:space="preserve">Full production traceability so each finished lot can be linked to consumed inputs, executed operations, in-process quality results, and responsible shifts.</w:t>
+            </w:r>
+          </w:p>
+        </w:tc>
+      </w:tr>
     </w:tbl>
     <w:bookmarkEnd w:id="23"/>
     <w:bookmarkStart w:id="24" w:name="X5a136c26b284a704590b6f8e6f4c8fdb9a74637"/>
@@ -779,7 +835,7 @@
               <w:pStyle w:val="Compact"/>
             </w:pPr>
             <w:r>
-              <w:t xml:space="preserve">Bill of Materials — a structured list of raw materials and quantities required to produce one unit of a finished good.</w:t>
+              <w:t xml:space="preserve">Bill of Materials â€” a structured list of raw materials and quantities required to produce one unit of a finished good.</w:t>
             </w:r>
           </w:p>
         </w:tc>
@@ -840,6 +896,54 @@
               <w:pStyle w:val="Compact"/>
             </w:pPr>
             <w:r>
+              <w:t xml:space="preserve">Genealogy</w:t>
+            </w:r>
+          </w:p>
+        </w:tc>
+        <w:tc>
+          <w:tcPr/>
+          <w:p>
+            <w:pPr>
+              <w:pStyle w:val="Compact"/>
+            </w:pPr>
+            <w:r>
+              <w:t xml:space="preserve">End-to-end production traceability linking finished goods and semi-finished goods to consumed materials, executed operations, machines, operators, and quality records.</w:t>
+            </w:r>
+          </w:p>
+        </w:tc>
+      </w:tr>
+      <w:tr>
+        <w:tc>
+          <w:tcPr/>
+          <w:p>
+            <w:pPr>
+              <w:pStyle w:val="Compact"/>
+            </w:pPr>
+            <w:r>
+              <w:t xml:space="preserve">OEE</w:t>
+            </w:r>
+          </w:p>
+        </w:tc>
+        <w:tc>
+          <w:tcPr/>
+          <w:p>
+            <w:pPr>
+              <w:pStyle w:val="Compact"/>
+            </w:pPr>
+            <w:r>
+              <w:t xml:space="preserve">Overall Equipment Effectiveness â€” a composite performance measure derived from availability, performance, and quality for a work centre or production line.</w:t>
+            </w:r>
+          </w:p>
+        </w:tc>
+      </w:tr>
+      <w:tr>
+        <w:tc>
+          <w:tcPr/>
+          <w:p>
+            <w:pPr>
+              <w:pStyle w:val="Compact"/>
+            </w:pPr>
+            <w:r>
               <w:t xml:space="preserve">Production Order</w:t>
             </w:r>
           </w:p>
@@ -864,6 +968,78 @@
               <w:pStyle w:val="Compact"/>
             </w:pPr>
             <w:r>
+              <w:t xml:space="preserve">Rework</w:t>
+            </w:r>
+          </w:p>
+        </w:tc>
+        <w:tc>
+          <w:tcPr/>
+          <w:p>
+            <w:pPr>
+              <w:pStyle w:val="Compact"/>
+            </w:pPr>
+            <w:r>
+              <w:t xml:space="preserve">Controlled reprocessing of non-conforming or partially conforming output so it can be brought back into an acceptable quality state.</w:t>
+            </w:r>
+          </w:p>
+        </w:tc>
+      </w:tr>
+      <w:tr>
+        <w:tc>
+          <w:tcPr/>
+          <w:p>
+            <w:pPr>
+              <w:pStyle w:val="Compact"/>
+            </w:pPr>
+            <w:r>
+              <w:t xml:space="preserve">Routing</w:t>
+            </w:r>
+          </w:p>
+        </w:tc>
+        <w:tc>
+          <w:tcPr/>
+          <w:p>
+            <w:pPr>
+              <w:pStyle w:val="Compact"/>
+            </w:pPr>
+            <w:r>
+              <w:t xml:space="preserve">The ordered sequence of manufacturing operations, work centres, standard times, and control points required to produce an item.</w:t>
+            </w:r>
+          </w:p>
+        </w:tc>
+      </w:tr>
+      <w:tr>
+        <w:tc>
+          <w:tcPr/>
+          <w:p>
+            <w:pPr>
+              <w:pStyle w:val="Compact"/>
+            </w:pPr>
+            <w:r>
+              <w:t xml:space="preserve">Shift Handover</w:t>
+            </w:r>
+          </w:p>
+        </w:tc>
+        <w:tc>
+          <w:tcPr/>
+          <w:p>
+            <w:pPr>
+              <w:pStyle w:val="Compact"/>
+            </w:pPr>
+            <w:r>
+              <w:t xml:space="preserve">The structured transfer of production status, exceptions, WIP position, and machine state between outgoing and incoming shifts.</w:t>
+            </w:r>
+          </w:p>
+        </w:tc>
+      </w:tr>
+      <w:tr>
+        <w:tc>
+          <w:tcPr/>
+          <w:p>
+            <w:pPr>
+              <w:pStyle w:val="Compact"/>
+            </w:pPr>
+            <w:r>
               <w:t xml:space="preserve">WIP</w:t>
             </w:r>
           </w:p>
@@ -875,7 +1051,31 @@
               <w:pStyle w:val="Compact"/>
             </w:pPr>
             <w:r>
-              <w:t xml:space="preserve">Work In Progress — the intermediate state of a production order between raw material issue and finished goods receipt.</w:t>
+              <w:t xml:space="preserve">Work In Progress â€” the intermediate state of a production order between raw material issue and finished goods receipt.</w:t>
+            </w:r>
+          </w:p>
+        </w:tc>
+      </w:tr>
+      <w:tr>
+        <w:tc>
+          <w:tcPr/>
+          <w:p>
+            <w:pPr>
+              <w:pStyle w:val="Compact"/>
+            </w:pPr>
+            <w:r>
+              <w:t xml:space="preserve">Work Centre</w:t>
+            </w:r>
+          </w:p>
+        </w:tc>
+        <w:tc>
+          <w:tcPr/>
+          <w:p>
+            <w:pPr>
+              <w:pStyle w:val="Compact"/>
+            </w:pPr>
+            <w:r>
+              <w:t xml:space="preserve">A machine, line, cell, or labour station where one or more routing operations are executed and capacity is consumed.</w:t>
             </w:r>
           </w:p>
         </w:tc>
@@ -1126,7 +1326,7 @@
               <w:pStyle w:val="Compact"/>
             </w:pPr>
             <w:r>
-              <w:t xml:space="preserve">Production Orders</w:t>
+              <w:t xml:space="preserve">Production Orders and Routing-Controlled Execution</w:t>
             </w:r>
           </w:p>
         </w:tc>
@@ -1174,7 +1374,7 @@
               <w:pStyle w:val="Compact"/>
             </w:pPr>
             <w:r>
-              <w:t xml:space="preserve">WIP Tracking and QC</w:t>
+              <w:t xml:space="preserve">WIP Tracking, Operation Execution, and QC</w:t>
             </w:r>
           </w:p>
         </w:tc>
@@ -1222,7 +1422,7 @@
               <w:pStyle w:val="Compact"/>
             </w:pPr>
             <w:r>
-              <w:t xml:space="preserve">Production Costing and Overhead</w:t>
+              <w:t xml:space="preserve">Production Costing, Overhead, and Performance Visibility</w:t>
             </w:r>
           </w:p>
         </w:tc>
@@ -1246,7 +1446,7 @@
               <w:pStyle w:val="Compact"/>
             </w:pPr>
             <w:r>
-              <w:t xml:space="preserve">Scrap Management</w:t>
+              <w:t xml:space="preserve">Scrap Management and Manufacturing NFRs</w:t>
             </w:r>
           </w:p>
         </w:tc>
@@ -4092,6 +4292,961 @@
     </w:p>
     <w:bookmarkEnd w:id="52"/>
     <w:bookmarkEnd w:id="53"/>
+    <w:bookmarkStart w:id="59" w:name="mes-grade-execution-extension"/>
+    <w:p>
+      <w:pPr>
+        <w:pStyle w:val="Heading1"/>
+      </w:pPr>
+      <w:r>
+        <w:t xml:space="preserve">MES-Grade Execution Extension</w:t>
+      </w:r>
+    </w:p>
+    <w:bookmarkStart w:id="54" w:name="Xb3a4071c84997ebf633e82c9852722e74de17b6"/>
+    <w:p>
+      <w:pPr>
+        <w:pStyle w:val="Heading2"/>
+      </w:pPr>
+      <w:r>
+        <w:t xml:space="preserve">9.1 Routing and Operation Governance</w:t>
+      </w:r>
+    </w:p>
+    <w:p>
+      <w:pPr>
+        <w:pStyle w:val="FirstParagraph"/>
+      </w:pPr>
+      <w:r>
+        <w:rPr>
+          <w:b/>
+          <w:bCs/>
+        </w:rPr>
+        <w:t xml:space="preserve">FR-MFG-046</w:t>
+      </w:r>
+      <w:r>
+        <w:t xml:space="preserve"> </w:t>
+      </w:r>
+      <w:r>
+        <w:t xml:space="preserve">- The system shall support routing definitions per finished good or BOM version, where each routing contains an ordered set of operations. Each operation shall record: operation code, operation name, work centre, standard setup time, standard run time, labour skill requirement, and whether in-process quality clearance is mandatory before the next operation may begin.</w:t>
+      </w:r>
+    </w:p>
+    <w:p>
+      <w:pPr>
+        <w:pStyle w:val="BodyText"/>
+      </w:pPr>
+      <w:r>
+        <w:rPr>
+          <w:b/>
+          <w:bCs/>
+        </w:rPr>
+        <w:t xml:space="preserve">FR-MFG-047</w:t>
+      </w:r>
+      <w:r>
+        <w:t xml:space="preserve"> </w:t>
+      </w:r>
+      <w:r>
+        <w:t xml:space="preserve">- When a production order is released, the system shall generate an operation queue derived from the effective routing, and shall allow supervisors to dispatch operations by work centre, shift, and priority. The operation queue shall show at minimum: production order, operation sequence, planned quantity, assigned work centre, planned start, planned finish, and current operation status.</w:t>
+      </w:r>
+    </w:p>
+    <w:bookmarkEnd w:id="54"/>
+    <w:bookmarkStart w:id="55" w:name="X0aa495a03c58dd702b31d39d20b29937a212266"/>
+    <w:p>
+      <w:pPr>
+        <w:pStyle w:val="Heading2"/>
+      </w:pPr>
+      <w:r>
+        <w:t xml:space="preserve">9.2 Operation Execution and Event Capture</w:t>
+      </w:r>
+    </w:p>
+    <w:p>
+      <w:pPr>
+        <w:pStyle w:val="FirstParagraph"/>
+      </w:pPr>
+      <w:r>
+        <w:rPr>
+          <w:b/>
+          <w:bCs/>
+        </w:rPr>
+        <w:t xml:space="preserve">FR-MFG-048</w:t>
+      </w:r>
+      <w:r>
+        <w:t xml:space="preserve"> </w:t>
+      </w:r>
+      <w:r>
+        <w:t xml:space="preserve">- The system shall support operation-level execution events with the statuses</w:t>
+      </w:r>
+      <w:r>
+        <w:t xml:space="preserve"> </w:t>
+      </w:r>
+      <w:r>
+        <w:rPr>
+          <w:rStyle w:val="VerbatimChar"/>
+        </w:rPr>
+        <w:t xml:space="preserve">queued</w:t>
+      </w:r>
+      <w:r>
+        <w:t xml:space="preserve">,</w:t>
+      </w:r>
+      <w:r>
+        <w:t xml:space="preserve"> </w:t>
+      </w:r>
+      <w:r>
+        <w:rPr>
+          <w:rStyle w:val="VerbatimChar"/>
+        </w:rPr>
+        <w:t xml:space="preserve">ready</w:t>
+      </w:r>
+      <w:r>
+        <w:t xml:space="preserve">,</w:t>
+      </w:r>
+      <w:r>
+        <w:t xml:space="preserve"> </w:t>
+      </w:r>
+      <w:r>
+        <w:rPr>
+          <w:rStyle w:val="VerbatimChar"/>
+        </w:rPr>
+        <w:t xml:space="preserve">in_progress</w:t>
+      </w:r>
+      <w:r>
+        <w:t xml:space="preserve">,</w:t>
+      </w:r>
+      <w:r>
+        <w:t xml:space="preserve"> </w:t>
+      </w:r>
+      <w:r>
+        <w:rPr>
+          <w:rStyle w:val="VerbatimChar"/>
+        </w:rPr>
+        <w:t xml:space="preserve">paused</w:t>
+      </w:r>
+      <w:r>
+        <w:t xml:space="preserve">,</w:t>
+      </w:r>
+      <w:r>
+        <w:t xml:space="preserve"> </w:t>
+      </w:r>
+      <w:r>
+        <w:rPr>
+          <w:rStyle w:val="VerbatimChar"/>
+        </w:rPr>
+        <w:t xml:space="preserve">quality_hold</w:t>
+      </w:r>
+      <w:r>
+        <w:t xml:space="preserve">,</w:t>
+      </w:r>
+      <w:r>
+        <w:t xml:space="preserve"> </w:t>
+      </w:r>
+      <w:r>
+        <w:rPr>
+          <w:rStyle w:val="VerbatimChar"/>
+        </w:rPr>
+        <w:t xml:space="preserve">completed</w:t>
+      </w:r>
+      <w:r>
+        <w:t xml:space="preserve">, and</w:t>
+      </w:r>
+      <w:r>
+        <w:t xml:space="preserve"> </w:t>
+      </w:r>
+      <w:r>
+        <w:rPr>
+          <w:rStyle w:val="VerbatimChar"/>
+        </w:rPr>
+        <w:t xml:space="preserve">rework</w:t>
+      </w:r>
+      <w:r>
+        <w:t xml:space="preserve">. Every status transition shall record actor identity, timestamp, work centre, and optional reason code where the transition is not part of the normal happy path.</w:t>
+      </w:r>
+    </w:p>
+    <w:p>
+      <w:pPr>
+        <w:pStyle w:val="BodyText"/>
+      </w:pPr>
+      <w:r>
+        <w:rPr>
+          <w:b/>
+          <w:bCs/>
+        </w:rPr>
+        <w:t xml:space="preserve">FR-MFG-049</w:t>
+      </w:r>
+      <w:r>
+        <w:t xml:space="preserve"> </w:t>
+      </w:r>
+      <w:r>
+        <w:t xml:space="preserve">- When a production order uses batch-tracked, serial-tracked, or lot-controlled raw materials, the system shall support scan-based or manual capture of the exact consumed lots or serials at the operation where consumption occurs. The system shall link the consumed material identity to the in-process or finished output identity so that upstream-to-downstream genealogy is reconstructible for every production batch.</w:t>
+      </w:r>
+    </w:p>
+    <w:bookmarkEnd w:id="55"/>
+    <w:bookmarkStart w:id="56" w:name="Xa4a592d997fcbb8d13cc38e3a7e2dcfd41279fd"/>
+    <w:p>
+      <w:pPr>
+        <w:pStyle w:val="Heading2"/>
+      </w:pPr>
+      <w:r>
+        <w:t xml:space="preserve">9.3 Shift Handover and Exception Continuity</w:t>
+      </w:r>
+    </w:p>
+    <w:p>
+      <w:pPr>
+        <w:pStyle w:val="FirstParagraph"/>
+      </w:pPr>
+      <w:r>
+        <w:rPr>
+          <w:b/>
+          <w:bCs/>
+        </w:rPr>
+        <w:t xml:space="preserve">FR-MFG-050</w:t>
+      </w:r>
+      <w:r>
+        <w:t xml:space="preserve"> </w:t>
+      </w:r>
+      <w:r>
+        <w:t xml:space="preserve">- At the close of a production shift, the system shall provide a shift handover record per active work centre showing: operations in progress, operations blocked, outstanding quality holds, unresolved material shortages, downtime events still open, and supervisor notes. The incoming shift supervisor shall acknowledge the handover before taking over the work centre queue.</w:t>
+      </w:r>
+    </w:p>
+    <w:bookmarkEnd w:id="56"/>
+    <w:bookmarkStart w:id="57" w:name="Xb7f2b61ef77c15ade82284d545e0f7eac1bcdd9"/>
+    <w:p>
+      <w:pPr>
+        <w:pStyle w:val="Heading2"/>
+      </w:pPr>
+      <w:r>
+        <w:t xml:space="preserve">9.4 Rework, Downtime, and Performance</w:t>
+      </w:r>
+    </w:p>
+    <w:p>
+      <w:pPr>
+        <w:pStyle w:val="FirstParagraph"/>
+      </w:pPr>
+      <w:r>
+        <w:rPr>
+          <w:b/>
+          <w:bCs/>
+        </w:rPr>
+        <w:t xml:space="preserve">FR-MFG-051</w:t>
+      </w:r>
+      <w:r>
+        <w:t xml:space="preserve"> </w:t>
+      </w:r>
+      <w:r>
+        <w:t xml:space="preserve">- When a production batch or operation enters rework, the system shall require the supervisor to record the source failure, the operation to which the batch is being returned, the estimated recoverable quantity, and the reason for rework. Rework quantities shall remain traceably linked to the original production order and shall not be treated as a new unrelated batch.</w:t>
+      </w:r>
+    </w:p>
+    <w:p>
+      <w:pPr>
+        <w:pStyle w:val="BodyText"/>
+      </w:pPr>
+      <w:r>
+        <w:rPr>
+          <w:b/>
+          <w:bCs/>
+        </w:rPr>
+        <w:t xml:space="preserve">FR-MFG-052</w:t>
+      </w:r>
+      <w:r>
+        <w:t xml:space="preserve"> </w:t>
+      </w:r>
+      <w:r>
+        <w:t xml:space="preserve">- The system shall allow users or machine integrations to record downtime events against a work centre or operation, capturing downtime start, downtime end, reason category, and free-text note. Downtime reason categories shall be tenant-configurable but shall support at minimum breakdown, changeover, waiting_for_material, waiting_for_quality, and planned_stop.</w:t>
+      </w:r>
+    </w:p>
+    <w:p>
+      <w:pPr>
+        <w:pStyle w:val="BodyText"/>
+      </w:pPr>
+      <w:r>
+        <w:rPr>
+          <w:b/>
+          <w:bCs/>
+        </w:rPr>
+        <w:t xml:space="preserve">FR-MFG-053</w:t>
+      </w:r>
+      <w:r>
+        <w:t xml:space="preserve"> </w:t>
+      </w:r>
+      <w:r>
+        <w:t xml:space="preserve">- The system shall compute work-centre performance metrics including runtime, downtime, availability percentage, output quantity, reject quantity, and Overall Equipment Effectiveness (OEE) using the tenant's approved KPI formula definitions. A production supervisor dashboard shall display current-shift performance for up to 50 work centres within 3 seconds at P95.</w:t>
+      </w:r>
+    </w:p>
+    <w:bookmarkEnd w:id="57"/>
+    <w:bookmarkStart w:id="58" w:name="Xfe4f87fc7a55b5f7fe31b47240c2c85bbabcfd4"/>
+    <w:p>
+      <w:pPr>
+        <w:pStyle w:val="Heading2"/>
+      </w:pPr>
+      <w:r>
+        <w:t xml:space="preserve">9.5 Genealogy and Traceability Inquiry</w:t>
+      </w:r>
+    </w:p>
+    <w:p>
+      <w:pPr>
+        <w:pStyle w:val="FirstParagraph"/>
+      </w:pPr>
+      <w:r>
+        <w:rPr>
+          <w:b/>
+          <w:bCs/>
+        </w:rPr>
+        <w:t xml:space="preserve">FR-MFG-054</w:t>
+      </w:r>
+      <w:r>
+        <w:t xml:space="preserve"> </w:t>
+      </w:r>
+      <w:r>
+        <w:t xml:space="preserve">- When an authorised user initiates a genealogy inquiry for a finished-goods batch, the system shall return the full traceability chain including production order, routing revision, work centres used, operators who completed each operation, consumed raw-material lots or serials, in-process quality results, rework events if any, and by-product outputs. The genealogy inquiry shall return results within 5 seconds at P95 for a batch whose full chain contains up to 500 linked records.</w:t>
+      </w:r>
+    </w:p>
+    <w:bookmarkEnd w:id="58"/>
+    <w:bookmarkEnd w:id="59"/>
+    <w:bookmarkStart w:id="62" w:name="X009910c6912b58d30fe549cb3672f98681bc9e9"/>
+    <w:p>
+      <w:pPr>
+        <w:pStyle w:val="Heading1"/>
+      </w:pPr>
+      <w:r>
+        <w:t xml:space="preserve">Traceability Matrix - Manufacturing Module MES Extension</w:t>
+      </w:r>
+    </w:p>
+    <w:bookmarkStart w:id="60" w:name="Xf1286945ed726676dbb9ba9a7e00aca9f57558a"/>
+    <w:p>
+      <w:pPr>
+        <w:pStyle w:val="Heading2"/>
+      </w:pPr>
+      <w:r>
+        <w:t xml:space="preserve">10.1 Overview</w:t>
+      </w:r>
+    </w:p>
+    <w:p>
+      <w:pPr>
+        <w:pStyle w:val="FirstParagraph"/>
+      </w:pPr>
+      <w:r>
+        <w:t xml:space="preserve">This traceability section extends the Manufacturing module coverage for the MES-grade execution requirements added in Section 9. It maps each new functional requirement to at least 1 business goal already defined in the Manufacturing introduction.</w:t>
+      </w:r>
+    </w:p>
+    <w:bookmarkEnd w:id="60"/>
+    <w:bookmarkStart w:id="61" w:name="Xf06ee55a72d3cd6fa7b9d7f98b8001210c36b62"/>
+    <w:p>
+      <w:pPr>
+        <w:pStyle w:val="Heading2"/>
+      </w:pPr>
+      <w:r>
+        <w:t xml:space="preserve">10.2 Traceability Matrix</w:t>
+      </w:r>
+    </w:p>
+    <w:tbl>
+      <w:tblPr>
+        <w:tblStyle w:val="Table"/>
+        <w:tblW w:type="auto" w:w="0"/>
+        <w:tblLook w:firstRow="1" w:lastRow="0" w:firstColumn="0" w:lastColumn="0" w:noHBand="0" w:noVBand="0" w:val="0020"/>
+      </w:tblPr>
+      <w:tblGrid>
+        <w:gridCol w:w="1584"/>
+        <w:gridCol w:w="1584"/>
+        <w:gridCol w:w="1584"/>
+        <w:gridCol w:w="1584"/>
+        <w:gridCol w:w="1584"/>
+      </w:tblGrid>
+      <w:tr>
+        <w:trPr>
+          <w:tblHeader w:val="on"/>
+        </w:trPr>
+        <w:tc>
+          <w:tcPr/>
+          <w:p>
+            <w:pPr>
+              <w:pStyle w:val="Compact"/>
+            </w:pPr>
+            <w:r>
+              <w:t xml:space="preserve">FR ID</w:t>
+            </w:r>
+          </w:p>
+        </w:tc>
+        <w:tc>
+          <w:tcPr/>
+          <w:p>
+            <w:pPr>
+              <w:pStyle w:val="Compact"/>
+            </w:pPr>
+            <w:r>
+              <w:t xml:space="preserve">Section</w:t>
+            </w:r>
+          </w:p>
+        </w:tc>
+        <w:tc>
+          <w:tcPr/>
+          <w:p>
+            <w:pPr>
+              <w:pStyle w:val="Compact"/>
+            </w:pPr>
+            <w:r>
+              <w:t xml:space="preserve">Description Summary</w:t>
+            </w:r>
+          </w:p>
+        </w:tc>
+        <w:tc>
+          <w:tcPr/>
+          <w:p>
+            <w:pPr>
+              <w:pStyle w:val="Compact"/>
+            </w:pPr>
+            <w:r>
+              <w:t xml:space="preserve">Business Goal(s)</w:t>
+            </w:r>
+          </w:p>
+        </w:tc>
+        <w:tc>
+          <w:tcPr/>
+          <w:p>
+            <w:pPr>
+              <w:pStyle w:val="Compact"/>
+            </w:pPr>
+            <w:r>
+              <w:t xml:space="preserve">Test Oracle</w:t>
+            </w:r>
+          </w:p>
+        </w:tc>
+      </w:tr>
+      <w:tr>
+        <w:tc>
+          <w:tcPr/>
+          <w:p>
+            <w:pPr>
+              <w:pStyle w:val="Compact"/>
+            </w:pPr>
+            <w:r>
+              <w:t xml:space="preserve">FR-MFG-046</w:t>
+            </w:r>
+          </w:p>
+        </w:tc>
+        <w:tc>
+          <w:tcPr/>
+          <w:p>
+            <w:pPr>
+              <w:pStyle w:val="Compact"/>
+            </w:pPr>
+            <w:r>
+              <w:t xml:space="preserve">9.1</w:t>
+            </w:r>
+          </w:p>
+        </w:tc>
+        <w:tc>
+          <w:tcPr/>
+          <w:p>
+            <w:pPr>
+              <w:pStyle w:val="Compact"/>
+            </w:pPr>
+            <w:r>
+              <w:t xml:space="preserve">Routing definition with ordered operations and execution metadata</w:t>
+            </w:r>
+          </w:p>
+        </w:tc>
+        <w:tc>
+          <w:tcPr/>
+          <w:p>
+            <w:pPr>
+              <w:pStyle w:val="Compact"/>
+            </w:pPr>
+            <w:r>
+              <w:t xml:space="preserve">BG-001, BG-002</w:t>
+            </w:r>
+          </w:p>
+        </w:tc>
+        <w:tc>
+          <w:tcPr/>
+          <w:p>
+            <w:pPr>
+              <w:pStyle w:val="Compact"/>
+            </w:pPr>
+            <w:r>
+              <w:t xml:space="preserve">Create routing with 3 ordered operations and mandatory QC on operation 2; verify sequence and operation metadata are stored and returned correctly.</w:t>
+            </w:r>
+          </w:p>
+        </w:tc>
+      </w:tr>
+      <w:tr>
+        <w:tc>
+          <w:tcPr/>
+          <w:p>
+            <w:pPr>
+              <w:pStyle w:val="Compact"/>
+            </w:pPr>
+            <w:r>
+              <w:t xml:space="preserve">FR-MFG-047</w:t>
+            </w:r>
+          </w:p>
+        </w:tc>
+        <w:tc>
+          <w:tcPr/>
+          <w:p>
+            <w:pPr>
+              <w:pStyle w:val="Compact"/>
+            </w:pPr>
+            <w:r>
+              <w:t xml:space="preserve">9.1</w:t>
+            </w:r>
+          </w:p>
+        </w:tc>
+        <w:tc>
+          <w:tcPr/>
+          <w:p>
+            <w:pPr>
+              <w:pStyle w:val="Compact"/>
+            </w:pPr>
+            <w:r>
+              <w:t xml:space="preserve">Operation queue generation and dispatch by work centre and shift</w:t>
+            </w:r>
+          </w:p>
+        </w:tc>
+        <w:tc>
+          <w:tcPr/>
+          <w:p>
+            <w:pPr>
+              <w:pStyle w:val="Compact"/>
+            </w:pPr>
+            <w:r>
+              <w:t xml:space="preserve">BG-001, BG-005</w:t>
+            </w:r>
+          </w:p>
+        </w:tc>
+        <w:tc>
+          <w:tcPr/>
+          <w:p>
+            <w:pPr>
+              <w:pStyle w:val="Compact"/>
+            </w:pPr>
+            <w:r>
+              <w:t xml:space="preserve">Release production order with effective routing; verify operation queue rows are created per operation and visible by work centre.</w:t>
+            </w:r>
+          </w:p>
+        </w:tc>
+      </w:tr>
+      <w:tr>
+        <w:tc>
+          <w:tcPr/>
+          <w:p>
+            <w:pPr>
+              <w:pStyle w:val="Compact"/>
+            </w:pPr>
+            <w:r>
+              <w:t xml:space="preserve">FR-MFG-048</w:t>
+            </w:r>
+          </w:p>
+        </w:tc>
+        <w:tc>
+          <w:tcPr/>
+          <w:p>
+            <w:pPr>
+              <w:pStyle w:val="Compact"/>
+            </w:pPr>
+            <w:r>
+              <w:t xml:space="preserve">9.2</w:t>
+            </w:r>
+          </w:p>
+        </w:tc>
+        <w:tc>
+          <w:tcPr/>
+          <w:p>
+            <w:pPr>
+              <w:pStyle w:val="Compact"/>
+            </w:pPr>
+            <w:r>
+              <w:t xml:space="preserve">Operation-level execution state machine and audit capture</w:t>
+            </w:r>
+          </w:p>
+        </w:tc>
+        <w:tc>
+          <w:tcPr/>
+          <w:p>
+            <w:pPr>
+              <w:pStyle w:val="Compact"/>
+            </w:pPr>
+            <w:r>
+              <w:t xml:space="preserve">BG-002, BG-005</w:t>
+            </w:r>
+          </w:p>
+        </w:tc>
+        <w:tc>
+          <w:tcPr/>
+          <w:p>
+            <w:pPr>
+              <w:pStyle w:val="Compact"/>
+            </w:pPr>
+            <w:r>
+              <w:t xml:space="preserve">Transition operation through</w:t>
+            </w:r>
+            <w:r>
+              <w:t xml:space="preserve"> </w:t>
+            </w:r>
+            <w:r>
+              <w:rPr>
+                <w:rStyle w:val="VerbatimChar"/>
+              </w:rPr>
+              <w:t xml:space="preserve">ready -&gt; in_progress -&gt; paused -&gt; in_progress -&gt; completed</w:t>
+            </w:r>
+            <w:r>
+              <w:t xml:space="preserve">; verify each state change records actor, timestamp, and reason where applicable.</w:t>
+            </w:r>
+          </w:p>
+        </w:tc>
+      </w:tr>
+      <w:tr>
+        <w:tc>
+          <w:tcPr/>
+          <w:p>
+            <w:pPr>
+              <w:pStyle w:val="Compact"/>
+            </w:pPr>
+            <w:r>
+              <w:t xml:space="preserve">FR-MFG-049</w:t>
+            </w:r>
+          </w:p>
+        </w:tc>
+        <w:tc>
+          <w:tcPr/>
+          <w:p>
+            <w:pPr>
+              <w:pStyle w:val="Compact"/>
+            </w:pPr>
+            <w:r>
+              <w:t xml:space="preserve">9.2</w:t>
+            </w:r>
+          </w:p>
+        </w:tc>
+        <w:tc>
+          <w:tcPr/>
+          <w:p>
+            <w:pPr>
+              <w:pStyle w:val="Compact"/>
+            </w:pPr>
+            <w:r>
+              <w:t xml:space="preserve">Material-lot capture and genealogy link at operation level</w:t>
+            </w:r>
+          </w:p>
+        </w:tc>
+        <w:tc>
+          <w:tcPr/>
+          <w:p>
+            <w:pPr>
+              <w:pStyle w:val="Compact"/>
+            </w:pPr>
+            <w:r>
+              <w:t xml:space="preserve">BG-002, BG-005</w:t>
+            </w:r>
+          </w:p>
+        </w:tc>
+        <w:tc>
+          <w:tcPr/>
+          <w:p>
+            <w:pPr>
+              <w:pStyle w:val="Compact"/>
+            </w:pPr>
+            <w:r>
+              <w:t xml:space="preserve">Consume 2 raw-material lots into a batch-tracked finished good; verify genealogy shows both consumed lots linked to the finished batch.</w:t>
+            </w:r>
+          </w:p>
+        </w:tc>
+      </w:tr>
+      <w:tr>
+        <w:tc>
+          <w:tcPr/>
+          <w:p>
+            <w:pPr>
+              <w:pStyle w:val="Compact"/>
+            </w:pPr>
+            <w:r>
+              <w:t xml:space="preserve">FR-MFG-050</w:t>
+            </w:r>
+          </w:p>
+        </w:tc>
+        <w:tc>
+          <w:tcPr/>
+          <w:p>
+            <w:pPr>
+              <w:pStyle w:val="Compact"/>
+            </w:pPr>
+            <w:r>
+              <w:t xml:space="preserve">9.3</w:t>
+            </w:r>
+          </w:p>
+        </w:tc>
+        <w:tc>
+          <w:tcPr/>
+          <w:p>
+            <w:pPr>
+              <w:pStyle w:val="Compact"/>
+            </w:pPr>
+            <w:r>
+              <w:t xml:space="preserve">Shift handover continuity for active work centres</w:t>
+            </w:r>
+          </w:p>
+        </w:tc>
+        <w:tc>
+          <w:tcPr/>
+          <w:p>
+            <w:pPr>
+              <w:pStyle w:val="Compact"/>
+            </w:pPr>
+            <w:r>
+              <w:t xml:space="preserve">BG-005</w:t>
+            </w:r>
+          </w:p>
+        </w:tc>
+        <w:tc>
+          <w:tcPr/>
+          <w:p>
+            <w:pPr>
+              <w:pStyle w:val="Compact"/>
+            </w:pPr>
+            <w:r>
+              <w:t xml:space="preserve">Close shift with open quality hold and downtime event; verify handover record contains both and requires incoming supervisor acknowledgement.</w:t>
+            </w:r>
+          </w:p>
+        </w:tc>
+      </w:tr>
+      <w:tr>
+        <w:tc>
+          <w:tcPr/>
+          <w:p>
+            <w:pPr>
+              <w:pStyle w:val="Compact"/>
+            </w:pPr>
+            <w:r>
+              <w:t xml:space="preserve">FR-MFG-051</w:t>
+            </w:r>
+          </w:p>
+        </w:tc>
+        <w:tc>
+          <w:tcPr/>
+          <w:p>
+            <w:pPr>
+              <w:pStyle w:val="Compact"/>
+            </w:pPr>
+            <w:r>
+              <w:t xml:space="preserve">9.4</w:t>
+            </w:r>
+          </w:p>
+        </w:tc>
+        <w:tc>
+          <w:tcPr/>
+          <w:p>
+            <w:pPr>
+              <w:pStyle w:val="Compact"/>
+            </w:pPr>
+            <w:r>
+              <w:t xml:space="preserve">Governed rework linked to original production order</w:t>
+            </w:r>
+          </w:p>
+        </w:tc>
+        <w:tc>
+          <w:tcPr/>
+          <w:p>
+            <w:pPr>
+              <w:pStyle w:val="Compact"/>
+            </w:pPr>
+            <w:r>
+              <w:t xml:space="preserve">BG-002, BG-003</w:t>
+            </w:r>
+          </w:p>
+        </w:tc>
+        <w:tc>
+          <w:tcPr/>
+          <w:p>
+            <w:pPr>
+              <w:pStyle w:val="Compact"/>
+            </w:pPr>
+            <w:r>
+              <w:t xml:space="preserve">Fail QC, send batch to rework, and verify recoverable quantity plus original-order linkage are preserved.</w:t>
+            </w:r>
+          </w:p>
+        </w:tc>
+      </w:tr>
+      <w:tr>
+        <w:tc>
+          <w:tcPr/>
+          <w:p>
+            <w:pPr>
+              <w:pStyle w:val="Compact"/>
+            </w:pPr>
+            <w:r>
+              <w:t xml:space="preserve">FR-MFG-052</w:t>
+            </w:r>
+          </w:p>
+        </w:tc>
+        <w:tc>
+          <w:tcPr/>
+          <w:p>
+            <w:pPr>
+              <w:pStyle w:val="Compact"/>
+            </w:pPr>
+            <w:r>
+              <w:t xml:space="preserve">9.4</w:t>
+            </w:r>
+          </w:p>
+        </w:tc>
+        <w:tc>
+          <w:tcPr/>
+          <w:p>
+            <w:pPr>
+              <w:pStyle w:val="Compact"/>
+            </w:pPr>
+            <w:r>
+              <w:t xml:space="preserve">Downtime event capture with reason taxonomy</w:t>
+            </w:r>
+          </w:p>
+        </w:tc>
+        <w:tc>
+          <w:tcPr/>
+          <w:p>
+            <w:pPr>
+              <w:pStyle w:val="Compact"/>
+            </w:pPr>
+            <w:r>
+              <w:t xml:space="preserve">BG-003, BG-005</w:t>
+            </w:r>
+          </w:p>
+        </w:tc>
+        <w:tc>
+          <w:tcPr/>
+          <w:p>
+            <w:pPr>
+              <w:pStyle w:val="Compact"/>
+            </w:pPr>
+            <w:r>
+              <w:t xml:space="preserve">Record downtime event with category</w:t>
+            </w:r>
+            <w:r>
+              <w:t xml:space="preserve"> </w:t>
+            </w:r>
+            <w:r>
+              <w:rPr>
+                <w:rStyle w:val="VerbatimChar"/>
+              </w:rPr>
+              <w:t xml:space="preserve">waiting_for_material</w:t>
+            </w:r>
+            <w:r>
+              <w:t xml:space="preserve">; verify event timestamps and reason category persist against work centre history.</w:t>
+            </w:r>
+          </w:p>
+        </w:tc>
+      </w:tr>
+      <w:tr>
+        <w:tc>
+          <w:tcPr/>
+          <w:p>
+            <w:pPr>
+              <w:pStyle w:val="Compact"/>
+            </w:pPr>
+            <w:r>
+              <w:t xml:space="preserve">FR-MFG-053</w:t>
+            </w:r>
+          </w:p>
+        </w:tc>
+        <w:tc>
+          <w:tcPr/>
+          <w:p>
+            <w:pPr>
+              <w:pStyle w:val="Compact"/>
+            </w:pPr>
+            <w:r>
+              <w:t xml:space="preserve">9.4</w:t>
+            </w:r>
+          </w:p>
+        </w:tc>
+        <w:tc>
+          <w:tcPr/>
+          <w:p>
+            <w:pPr>
+              <w:pStyle w:val="Compact"/>
+            </w:pPr>
+            <w:r>
+              <w:t xml:space="preserve">OEE and work-centre performance dashboard</w:t>
+            </w:r>
+          </w:p>
+        </w:tc>
+        <w:tc>
+          <w:tcPr/>
+          <w:p>
+            <w:pPr>
+              <w:pStyle w:val="Compact"/>
+            </w:pPr>
+            <w:r>
+              <w:t xml:space="preserve">BG-003, BG-005</w:t>
+            </w:r>
+          </w:p>
+        </w:tc>
+        <w:tc>
+          <w:tcPr/>
+          <w:p>
+            <w:pPr>
+              <w:pStyle w:val="Compact"/>
+            </w:pPr>
+            <w:r>
+              <w:t xml:space="preserve">Seed runtime, downtime, output, and rejects for a work centre; verify dashboard computes availability and OEE using configured KPI definitions.</w:t>
+            </w:r>
+          </w:p>
+        </w:tc>
+      </w:tr>
+      <w:tr>
+        <w:tc>
+          <w:tcPr/>
+          <w:p>
+            <w:pPr>
+              <w:pStyle w:val="Compact"/>
+            </w:pPr>
+            <w:r>
+              <w:t xml:space="preserve">FR-MFG-054</w:t>
+            </w:r>
+          </w:p>
+        </w:tc>
+        <w:tc>
+          <w:tcPr/>
+          <w:p>
+            <w:pPr>
+              <w:pStyle w:val="Compact"/>
+            </w:pPr>
+            <w:r>
+              <w:t xml:space="preserve">9.5</w:t>
+            </w:r>
+          </w:p>
+        </w:tc>
+        <w:tc>
+          <w:tcPr/>
+          <w:p>
+            <w:pPr>
+              <w:pStyle w:val="Compact"/>
+            </w:pPr>
+            <w:r>
+              <w:t xml:space="preserve">Full genealogy inquiry for finished-goods batch</w:t>
+            </w:r>
+          </w:p>
+        </w:tc>
+        <w:tc>
+          <w:tcPr/>
+          <w:p>
+            <w:pPr>
+              <w:pStyle w:val="Compact"/>
+            </w:pPr>
+            <w:r>
+              <w:t xml:space="preserve">BG-002, BG-005</w:t>
+            </w:r>
+          </w:p>
+        </w:tc>
+        <w:tc>
+          <w:tcPr/>
+          <w:p>
+            <w:pPr>
+              <w:pStyle w:val="Compact"/>
+            </w:pPr>
+            <w:r>
+              <w:t xml:space="preserve">Run genealogy inquiry on finished batch with QC and rework history; verify returned chain includes production order, consumed lots, QC results, and rework events.</w:t>
+            </w:r>
+          </w:p>
+        </w:tc>
+      </w:tr>
+    </w:tbl>
+    <w:bookmarkEnd w:id="61"/>
+    <w:bookmarkEnd w:id="62"/>
     <w:sectPr>
       <w:footerReference r:id="rId9" w:type="default"/>
       <w:headerReference r:id="rId10" w:type="default"/>
